--- a/templates/OFICIO_TIEMPO_EXTRA.docx
+++ b/templates/OFICIO_TIEMPO_EXTRA.docx
@@ -185,7 +185,6 @@
       <w:pPr>
         <w:spacing w:after="0"/>
         <w:ind w:right="142"/>
-        <w:jc w:val="both"/>
         <w:outlineLvl w:val="0"/>
         <w:rPr>
           <w:rFonts w:ascii="COCOGOOSE" w:hAnsi="COCOGOOSE"/>
@@ -1691,6 +1690,7 @@
   <w:style w:type="character" w:default="1" w:styleId="Fuentedeprrafopredeter">
     <w:name w:val="Default Paragraph Font"/>
     <w:uiPriority w:val="1"/>
+    <w:semiHidden/>
     <w:unhideWhenUsed/>
   </w:style>
   <w:style w:type="table" w:default="1" w:styleId="Tablanormal">
